--- a/documents/소통의 광장/찾아가는 교육일정 및 현황/찾아가는 병동교육 일정.docx
+++ b/documents/소통의 광장/찾아가는 교육일정 및 현황/찾아가는 병동교육 일정.docx
@@ -916,9 +916,6 @@
     <w:p>
       <w:pPr>
         <w:ind w:left="1440"/>
-        <w:rPr>
-          <w:rFonts w:hint="eastAsia"/>
-        </w:rPr>
       </w:pPr>
     </w:p>
     <w:p>
@@ -1151,7 +1148,7 @@
     <w:p/>
     <w:sectPr>
       <w:pgSz w:w="11906" w:h="16838"/>
-      <w:pgMar w:top="1701" w:right="1440" w:bottom="1440" w:left="1440" w:header="851" w:footer="992" w:gutter="0"/>
+      <w:pgMar w:top="1440" w:right="1080" w:bottom="1440" w:left="1080" w:header="851" w:footer="992" w:gutter="0"/>
       <w:cols w:space="425"/>
       <w:docGrid w:linePitch="360"/>
     </w:sectPr>
